--- a/metaanalysis/paper_v2/cover_letter_systematic_reviews_bmc.docx
+++ b/metaanalysis/paper_v2/cover_letter_systematic_reviews_bmc.docx
@@ -83,7 +83,7 @@
           <w:rFonts w:ascii="Calibri" w:hAnsi="Calibri"/>
           <w:sz w:val="22"/>
         </w:rPr>
-        <w:t>May 02, 2026</w:t>
+        <w:t>May 07, 2026</w:t>
       </w:r>
     </w:p>
     <w:p>

--- a/metaanalysis/paper_v2/cover_letter_systematic_reviews_bmc.docx
+++ b/metaanalysis/paper_v2/cover_letter_systematic_reviews_bmc.docx
@@ -83,7 +83,7 @@
           <w:rFonts w:ascii="Calibri" w:hAnsi="Calibri"/>
           <w:sz w:val="22"/>
         </w:rPr>
-        <w:t>May 07, 2026</w:t>
+        <w:t>May 10, 2026</w:t>
       </w:r>
     </w:p>
     <w:p>
@@ -273,7 +273,7 @@
           <w:rFonts w:ascii="Calibri" w:hAnsi="Calibri"/>
           <w:sz w:val="22"/>
         </w:rPr>
-        <w:t xml:space="preserve"> I declare no financial conflicts of interest. One of my own prior primary studies (Tokiwa, 2025, manuscript in preparation) is potentially eligible for inclusion; this is addressed transparently through a pre-specified sensitivity analysis excluding the author's own study, which leaves the primary conclusions unchanged (|Δr| &lt; .001 for every trait, because that study did not contribute extractable zero-order correlations to the primary quantitative pool).</w:t>
+        <w:t xml:space="preserve"> I declare no financial conflicts of interest. One of my own prior, previously published primary studies — Tokiwa, E. (2025), "Who excels in online learning in Japan?", Frontiers in Psychology, 16, 1420996 (CC BY, open access; https://doi.org/10.3389/fpsyg.2025.1420996) — is potentially eligible for inclusion; this is addressed transparently through a pre-specified sensitivity analysis excluding the author's own study, which leaves the primary conclusions unchanged (|Δr| &lt; .001 for every trait, because that study did not contribute extractable zero-order correlations to the primary quantitative pool).</w:t>
       </w:r>
     </w:p>
     <w:p>

--- a/metaanalysis/paper_v2/cover_letter_systematic_reviews_bmc.docx
+++ b/metaanalysis/paper_v2/cover_letter_systematic_reviews_bmc.docx
@@ -83,7 +83,7 @@
           <w:rFonts w:ascii="Calibri" w:hAnsi="Calibri"/>
           <w:sz w:val="22"/>
         </w:rPr>
-        <w:t>May 10, 2026</w:t>
+        <w:t>June 08, 2026</w:t>
       </w:r>
     </w:p>
     <w:p>
